--- a/Rapport_Projet_IA41.docx
+++ b/Rapport_Projet_IA41.docx
@@ -435,10 +435,19 @@
       </w:pPr>
       <w:r>
         <w:rPr>
-          <w:sz w:val="28"/>
-          <w:szCs w:val="28"/>
-        </w:rPr>
-        <w:t>Méthode : recherche en profondeur</w:t>
+          <w:b/>
+          <w:bCs/>
+          <w:sz w:val="28"/>
+          <w:szCs w:val="28"/>
+        </w:rPr>
+        <w:t>Méthode </w:t>
+      </w:r>
+      <w:r>
+        <w:rPr>
+          <w:sz w:val="28"/>
+          <w:szCs w:val="28"/>
+        </w:rPr>
+        <w:t>: recherche en profondeur</w:t>
       </w:r>
     </w:p>
     <w:p>
@@ -455,10 +464,19 @@
       </w:pPr>
       <w:r>
         <w:rPr>
-          <w:sz w:val="28"/>
-          <w:szCs w:val="28"/>
-        </w:rPr>
-        <w:t xml:space="preserve">Cas d’étude : </w:t>
+          <w:b/>
+          <w:bCs/>
+          <w:sz w:val="28"/>
+          <w:szCs w:val="28"/>
+        </w:rPr>
+        <w:t>Cas d’étude</w:t>
+      </w:r>
+      <w:r>
+        <w:rPr>
+          <w:sz w:val="28"/>
+          <w:szCs w:val="28"/>
+        </w:rPr>
+        <w:t xml:space="preserve"> : </w:t>
       </w:r>
     </w:p>
     <w:p>
@@ -475,10 +493,19 @@
       </w:pPr>
       <w:r>
         <w:rPr>
-          <w:sz w:val="28"/>
-          <w:szCs w:val="28"/>
-        </w:rPr>
-        <w:t>Situation : Le joueur veut déplacer 2 pièces depuis la case « C0 »</w:t>
+          <w:b/>
+          <w:bCs/>
+          <w:sz w:val="28"/>
+          <w:szCs w:val="28"/>
+        </w:rPr>
+        <w:t>Situation</w:t>
+      </w:r>
+      <w:r>
+        <w:rPr>
+          <w:sz w:val="28"/>
+          <w:szCs w:val="28"/>
+        </w:rPr>
+        <w:t> : Le joueur veut déplacer 2 pièces depuis la case « C0 »</w:t>
       </w:r>
     </w:p>
     <w:p>
@@ -495,10 +522,19 @@
       </w:pPr>
       <w:r>
         <w:rPr>
-          <w:sz w:val="28"/>
-          <w:szCs w:val="28"/>
-        </w:rPr>
-        <w:t xml:space="preserve">Résolution : Le prédicat </w:t>
+          <w:b/>
+          <w:bCs/>
+          <w:sz w:val="28"/>
+          <w:szCs w:val="28"/>
+        </w:rPr>
+        <w:t>Résolution</w:t>
+      </w:r>
+      <w:r>
+        <w:rPr>
+          <w:sz w:val="28"/>
+          <w:szCs w:val="28"/>
+        </w:rPr>
+        <w:t xml:space="preserve"> : Le prédicat </w:t>
       </w:r>
       <w:proofErr w:type="spellStart"/>
       <w:r>
@@ -556,10 +592,19 @@
       </w:pPr>
       <w:r>
         <w:rPr>
-          <w:sz w:val="28"/>
-          <w:szCs w:val="28"/>
-        </w:rPr>
-        <w:t xml:space="preserve">Processus : </w:t>
+          <w:b/>
+          <w:bCs/>
+          <w:sz w:val="28"/>
+          <w:szCs w:val="28"/>
+        </w:rPr>
+        <w:t>Processus</w:t>
+      </w:r>
+      <w:r>
+        <w:rPr>
+          <w:sz w:val="28"/>
+          <w:szCs w:val="28"/>
+        </w:rPr>
+        <w:t xml:space="preserve"> : </w:t>
       </w:r>
       <w:proofErr w:type="gramStart"/>
       <w:r>
@@ -685,10 +730,19 @@
       </w:pPr>
       <w:r>
         <w:rPr>
-          <w:sz w:val="28"/>
-          <w:szCs w:val="28"/>
-        </w:rPr>
-        <w:t>Format : [Pile0, Pile1, …, Plie8]</w:t>
+          <w:b/>
+          <w:bCs/>
+          <w:sz w:val="28"/>
+          <w:szCs w:val="28"/>
+        </w:rPr>
+        <w:t>Format</w:t>
+      </w:r>
+      <w:r>
+        <w:rPr>
+          <w:sz w:val="28"/>
+          <w:szCs w:val="28"/>
+        </w:rPr>
+        <w:t> : [Pile0, Pile1, …, Plie8]</w:t>
       </w:r>
     </w:p>
     <w:p>
@@ -705,10 +759,19 @@
       </w:pPr>
       <w:r>
         <w:rPr>
-          <w:sz w:val="28"/>
-          <w:szCs w:val="28"/>
-        </w:rPr>
-        <w:t xml:space="preserve">Pile : [Sommet, </w:t>
+          <w:b/>
+          <w:bCs/>
+          <w:sz w:val="28"/>
+          <w:szCs w:val="28"/>
+        </w:rPr>
+        <w:t>Pile</w:t>
+      </w:r>
+      <w:r>
+        <w:rPr>
+          <w:sz w:val="28"/>
+          <w:szCs w:val="28"/>
+        </w:rPr>
+        <w:t xml:space="preserve"> : [Sommet, </w:t>
       </w:r>
       <w:proofErr w:type="spellStart"/>
       <w:r>
@@ -741,10 +804,19 @@
       </w:pPr>
       <w:r>
         <w:rPr>
-          <w:sz w:val="28"/>
-          <w:szCs w:val="28"/>
-        </w:rPr>
-        <w:t>Pions : b (pion blanc), n (pion noir)</w:t>
+          <w:b/>
+          <w:bCs/>
+          <w:sz w:val="28"/>
+          <w:szCs w:val="28"/>
+        </w:rPr>
+        <w:t>Pions</w:t>
+      </w:r>
+      <w:r>
+        <w:rPr>
+          <w:sz w:val="28"/>
+          <w:szCs w:val="28"/>
+        </w:rPr>
+        <w:t> : b (pion blanc), n (pion noir)</w:t>
       </w:r>
     </w:p>
     <w:p>
@@ -1145,8 +1217,1893 @@
       <w:r>
         <w:tab/>
       </w:r>
+      <w:r>
+        <w:rPr>
+          <w:sz w:val="28"/>
+          <w:szCs w:val="28"/>
+        </w:rPr>
+        <w:t>Au niveau de l’IA, un état est défini par la configuration du plateau à un instant t.</w:t>
+      </w:r>
+    </w:p>
+    <w:p>
+      <w:pPr>
+        <w:pStyle w:val="Paragraphedeliste"/>
+        <w:numPr>
+          <w:ilvl w:val="0"/>
+          <w:numId w:val="5"/>
+        </w:numPr>
+        <w:rPr>
+          <w:sz w:val="28"/>
+          <w:szCs w:val="28"/>
+        </w:rPr>
+      </w:pPr>
+      <w:r>
+        <w:rPr>
+          <w:b/>
+          <w:bCs/>
+          <w:sz w:val="28"/>
+          <w:szCs w:val="28"/>
+        </w:rPr>
+        <w:t>Variable d’état (S)</w:t>
+      </w:r>
+      <w:r>
+        <w:rPr>
+          <w:sz w:val="28"/>
+          <w:szCs w:val="28"/>
+        </w:rPr>
+        <w:t xml:space="preserve"> : </w:t>
+      </w:r>
+      <w:r>
+        <w:rPr>
+          <w:sz w:val="28"/>
+          <w:szCs w:val="28"/>
+        </w:rPr>
+        <w:t>La liste représentant le plateau (9 listes de piles)</w:t>
+      </w:r>
+    </w:p>
+    <w:p>
+      <w:pPr>
+        <w:pStyle w:val="Paragraphedeliste"/>
+        <w:numPr>
+          <w:ilvl w:val="0"/>
+          <w:numId w:val="5"/>
+        </w:numPr>
+        <w:rPr>
+          <w:sz w:val="28"/>
+          <w:szCs w:val="28"/>
+        </w:rPr>
+      </w:pPr>
+      <w:r>
+        <w:rPr>
+          <w:b/>
+          <w:bCs/>
+          <w:sz w:val="28"/>
+          <w:szCs w:val="28"/>
+        </w:rPr>
+        <w:t>Transition (T)</w:t>
+      </w:r>
+      <w:r>
+        <w:rPr>
+          <w:sz w:val="28"/>
+          <w:szCs w:val="28"/>
+        </w:rPr>
+        <w:t xml:space="preserve"> : </w:t>
+      </w:r>
+      <w:r>
+        <w:rPr>
+          <w:sz w:val="28"/>
+          <w:szCs w:val="28"/>
+        </w:rPr>
+        <w:t>L’application d’un coup légal qui passe de S</w:t>
+      </w:r>
+      <w:r>
+        <w:rPr>
+          <w:sz w:val="28"/>
+          <w:szCs w:val="28"/>
+          <w:vertAlign w:val="subscript"/>
+        </w:rPr>
+        <w:t xml:space="preserve">t </w:t>
+      </w:r>
+      <w:r>
+        <w:rPr>
+          <w:sz w:val="28"/>
+          <w:szCs w:val="28"/>
+        </w:rPr>
+        <w:t>à S</w:t>
+      </w:r>
+      <w:r>
+        <w:rPr>
+          <w:sz w:val="28"/>
+          <w:szCs w:val="28"/>
+          <w:vertAlign w:val="subscript"/>
+        </w:rPr>
+        <w:t>t+1</w:t>
+      </w:r>
+    </w:p>
+    <w:p>
+      <w:pPr>
+        <w:pStyle w:val="Paragraphedeliste"/>
+        <w:numPr>
+          <w:ilvl w:val="0"/>
+          <w:numId w:val="5"/>
+        </w:numPr>
+        <w:rPr>
+          <w:sz w:val="28"/>
+          <w:szCs w:val="28"/>
+        </w:rPr>
+      </w:pPr>
+      <w:r>
+        <w:rPr>
+          <w:b/>
+          <w:bCs/>
+          <w:sz w:val="28"/>
+          <w:szCs w:val="28"/>
+        </w:rPr>
+        <w:t>Evaluation (E)</w:t>
+      </w:r>
+      <w:r>
+        <w:rPr>
+          <w:sz w:val="28"/>
+          <w:szCs w:val="28"/>
+        </w:rPr>
+        <w:t xml:space="preserve"> : E(S) </w:t>
+      </w:r>
+      <w:r>
+        <w:rPr>
+          <w:sz w:val="28"/>
+          <w:szCs w:val="28"/>
+        </w:rPr>
+        <w:t>qui donne le score (un entier) de l’état.</w:t>
+      </w:r>
+    </w:p>
+    <w:p>
+      <w:pPr>
+        <w:pStyle w:val="Titre2"/>
+        <w:rPr>
+          <w:sz w:val="40"/>
+          <w:szCs w:val="40"/>
+        </w:rPr>
+      </w:pPr>
+      <w:r>
+        <w:tab/>
+      </w:r>
+      <w:r>
+        <w:rPr>
+          <w:sz w:val="40"/>
+          <w:szCs w:val="40"/>
+        </w:rPr>
+        <w:t>4.2 Machine à états Principale</w:t>
+      </w:r>
+    </w:p>
+    <w:p>
+      <w:pPr>
+        <w:rPr>
+          <w:sz w:val="28"/>
+          <w:szCs w:val="28"/>
+        </w:rPr>
+      </w:pPr>
+      <w:r>
+        <w:tab/>
+      </w:r>
+      <w:r>
+        <w:tab/>
+      </w:r>
+      <w:r>
+        <w:rPr>
+          <w:sz w:val="28"/>
+          <w:szCs w:val="28"/>
+        </w:rPr>
+        <w:t>Le prédicat jouer/2 représente la boucle qui implémente la machine à états finis du déroulement de la partie.</w:t>
+      </w:r>
+    </w:p>
+    <w:p>
+      <w:pPr>
+        <w:pStyle w:val="Paragraphedeliste"/>
+        <w:numPr>
+          <w:ilvl w:val="0"/>
+          <w:numId w:val="10"/>
+        </w:numPr>
+        <w:rPr>
+          <w:sz w:val="28"/>
+          <w:szCs w:val="28"/>
+        </w:rPr>
+      </w:pPr>
+      <w:r>
+        <w:rPr>
+          <w:b/>
+          <w:bCs/>
+          <w:sz w:val="28"/>
+          <w:szCs w:val="28"/>
+        </w:rPr>
+        <w:t>Etat initial :</w:t>
+      </w:r>
+      <w:r>
+        <w:rPr>
+          <w:sz w:val="28"/>
+          <w:szCs w:val="28"/>
+        </w:rPr>
+        <w:t xml:space="preserve"> Plateau de départ, joueur courant</w:t>
+      </w:r>
+      <w:r>
+        <w:rPr>
+          <w:sz w:val="28"/>
+          <w:szCs w:val="28"/>
+        </w:rPr>
+        <w:t>.</w:t>
+      </w:r>
+    </w:p>
+    <w:p>
+      <w:pPr>
+        <w:pStyle w:val="Paragraphedeliste"/>
+        <w:ind w:left="2130"/>
+        <w:rPr>
+          <w:sz w:val="28"/>
+          <w:szCs w:val="28"/>
+        </w:rPr>
+      </w:pPr>
+    </w:p>
+    <w:p>
+      <w:pPr>
+        <w:pStyle w:val="Paragraphedeliste"/>
+        <w:numPr>
+          <w:ilvl w:val="0"/>
+          <w:numId w:val="10"/>
+        </w:numPr>
+        <w:rPr>
+          <w:sz w:val="28"/>
+          <w:szCs w:val="28"/>
+        </w:rPr>
+      </w:pPr>
+      <w:r>
+        <w:rPr>
+          <w:b/>
+          <w:bCs/>
+          <w:sz w:val="28"/>
+          <w:szCs w:val="28"/>
+        </w:rPr>
+        <w:t>Etat « Attente de coup » :</w:t>
+      </w:r>
+      <w:r>
+        <w:rPr>
+          <w:sz w:val="28"/>
+          <w:szCs w:val="28"/>
+        </w:rPr>
+        <w:t xml:space="preserve"> Le système attend une entrée de coup (clavier ou le retour de l’IA)</w:t>
+      </w:r>
+    </w:p>
+    <w:p>
+      <w:pPr>
+        <w:pStyle w:val="Paragraphedeliste"/>
+        <w:ind w:left="2130"/>
+        <w:rPr>
+          <w:sz w:val="28"/>
+          <w:szCs w:val="28"/>
+        </w:rPr>
+      </w:pPr>
+    </w:p>
+    <w:p>
+      <w:pPr>
+        <w:pStyle w:val="Paragraphedeliste"/>
+        <w:numPr>
+          <w:ilvl w:val="0"/>
+          <w:numId w:val="10"/>
+        </w:numPr>
+        <w:rPr>
+          <w:sz w:val="28"/>
+          <w:szCs w:val="28"/>
+        </w:rPr>
+      </w:pPr>
+      <w:r>
+        <w:rPr>
+          <w:b/>
+          <w:bCs/>
+          <w:sz w:val="28"/>
+          <w:szCs w:val="28"/>
+        </w:rPr>
+        <w:t>Etat Validation :</w:t>
+      </w:r>
+      <w:r>
+        <w:rPr>
+          <w:sz w:val="28"/>
+          <w:szCs w:val="28"/>
+        </w:rPr>
+        <w:t xml:space="preserve"> Vérification de la l égalité du coup </w:t>
+      </w:r>
+      <w:proofErr w:type="gramStart"/>
+      <w:r>
+        <w:rPr>
+          <w:sz w:val="28"/>
+          <w:szCs w:val="28"/>
+        </w:rPr>
+        <w:t>( prédicat</w:t>
+      </w:r>
+      <w:proofErr w:type="gramEnd"/>
+      <w:r>
+        <w:rPr>
+          <w:sz w:val="28"/>
+          <w:szCs w:val="28"/>
+        </w:rPr>
+        <w:t xml:space="preserve"> </w:t>
+      </w:r>
+      <w:proofErr w:type="spellStart"/>
+      <w:r>
+        <w:rPr>
+          <w:sz w:val="28"/>
+          <w:szCs w:val="28"/>
+        </w:rPr>
+        <w:t>coup_legal</w:t>
+      </w:r>
+      <w:proofErr w:type="spellEnd"/>
+      <w:r>
+        <w:rPr>
+          <w:sz w:val="28"/>
+          <w:szCs w:val="28"/>
+        </w:rPr>
+        <w:t xml:space="preserve">/3). </w:t>
+      </w:r>
+      <w:r>
+        <w:rPr>
+          <w:sz w:val="28"/>
+          <w:szCs w:val="28"/>
+        </w:rPr>
+        <w:t>Si le coup est invalide alors on revient à l’état d’attend de coup.</w:t>
+      </w:r>
+    </w:p>
+    <w:p>
+      <w:pPr>
+        <w:pStyle w:val="Paragraphedeliste"/>
+        <w:ind w:left="2130"/>
+        <w:rPr>
+          <w:sz w:val="28"/>
+          <w:szCs w:val="28"/>
+        </w:rPr>
+      </w:pPr>
+    </w:p>
+    <w:p>
+      <w:pPr>
+        <w:pStyle w:val="Paragraphedeliste"/>
+        <w:numPr>
+          <w:ilvl w:val="0"/>
+          <w:numId w:val="10"/>
+        </w:numPr>
+        <w:rPr>
+          <w:sz w:val="28"/>
+          <w:szCs w:val="28"/>
+        </w:rPr>
+      </w:pPr>
+      <w:r>
+        <w:rPr>
+          <w:b/>
+          <w:bCs/>
+          <w:sz w:val="28"/>
+          <w:szCs w:val="28"/>
+        </w:rPr>
+        <w:t>Etat « Mise à jour » :</w:t>
+      </w:r>
+      <w:r>
+        <w:rPr>
+          <w:sz w:val="28"/>
+          <w:szCs w:val="28"/>
+        </w:rPr>
+        <w:t xml:space="preserve"> </w:t>
+      </w:r>
+      <w:r>
+        <w:rPr>
+          <w:sz w:val="28"/>
+          <w:szCs w:val="28"/>
+        </w:rPr>
+        <w:t xml:space="preserve">On applique le coup (prédicat </w:t>
+      </w:r>
+      <w:proofErr w:type="spellStart"/>
+      <w:r>
+        <w:rPr>
+          <w:sz w:val="28"/>
+          <w:szCs w:val="28"/>
+        </w:rPr>
+        <w:t>appliquer_coup</w:t>
+      </w:r>
+      <w:proofErr w:type="spellEnd"/>
+      <w:r>
+        <w:rPr>
+          <w:sz w:val="28"/>
+          <w:szCs w:val="28"/>
+        </w:rPr>
+        <w:t>/3), et modifie les piles.</w:t>
+      </w:r>
+    </w:p>
+    <w:p>
+      <w:pPr>
+        <w:pStyle w:val="Paragraphedeliste"/>
+        <w:ind w:left="2130"/>
+        <w:rPr>
+          <w:sz w:val="28"/>
+          <w:szCs w:val="28"/>
+        </w:rPr>
+      </w:pPr>
+    </w:p>
+    <w:p>
+      <w:pPr>
+        <w:pStyle w:val="Paragraphedeliste"/>
+        <w:numPr>
+          <w:ilvl w:val="0"/>
+          <w:numId w:val="10"/>
+        </w:numPr>
+        <w:rPr>
+          <w:sz w:val="28"/>
+          <w:szCs w:val="28"/>
+        </w:rPr>
+      </w:pPr>
+      <w:r>
+        <w:rPr>
+          <w:b/>
+          <w:bCs/>
+          <w:sz w:val="28"/>
+          <w:szCs w:val="28"/>
+        </w:rPr>
+        <w:t>Etat « Vérification Victoire »</w:t>
+      </w:r>
+      <w:r>
+        <w:rPr>
+          <w:b/>
+          <w:bCs/>
+          <w:sz w:val="28"/>
+          <w:szCs w:val="28"/>
+        </w:rPr>
+        <w:t> :</w:t>
+      </w:r>
+      <w:r>
+        <w:rPr>
+          <w:sz w:val="28"/>
+          <w:szCs w:val="28"/>
+        </w:rPr>
+        <w:t xml:space="preserve"> </w:t>
+      </w:r>
+      <w:r>
+        <w:rPr>
+          <w:sz w:val="28"/>
+          <w:szCs w:val="28"/>
+        </w:rPr>
+        <w:t>Si la condition est remplie -&gt; Etat terminal</w:t>
+      </w:r>
+      <w:r>
+        <w:rPr>
+          <w:sz w:val="28"/>
+          <w:szCs w:val="28"/>
+        </w:rPr>
+        <w:t>. Sinon on passe vers le joueur suivant.</w:t>
+      </w:r>
+    </w:p>
+    <w:p>
+      <w:pPr>
+        <w:rPr>
+          <w:sz w:val="28"/>
+          <w:szCs w:val="28"/>
+        </w:rPr>
+      </w:pPr>
+    </w:p>
+    <w:p>
+      <w:pPr>
+        <w:pStyle w:val="Titre1"/>
+        <w:rPr>
+          <w:b/>
+          <w:bCs/>
+          <w:sz w:val="48"/>
+          <w:szCs w:val="48"/>
+        </w:rPr>
+      </w:pPr>
+      <w:r>
+        <w:rPr>
+          <w:b/>
+          <w:bCs/>
+          <w:sz w:val="48"/>
+          <w:szCs w:val="48"/>
+        </w:rPr>
+        <w:t xml:space="preserve">5. </w:t>
+      </w:r>
+      <w:r>
+        <w:rPr>
+          <w:b/>
+          <w:bCs/>
+          <w:sz w:val="48"/>
+          <w:szCs w:val="48"/>
+        </w:rPr>
+        <w:t xml:space="preserve">Exemples et résultats </w:t>
+      </w:r>
+    </w:p>
+    <w:p>
+      <w:pPr>
+        <w:pStyle w:val="Titre2"/>
+        <w:rPr>
+          <w:sz w:val="40"/>
+          <w:szCs w:val="40"/>
+        </w:rPr>
+      </w:pPr>
+      <w:r>
+        <w:tab/>
+      </w:r>
+      <w:r>
+        <w:rPr>
+          <w:sz w:val="40"/>
+          <w:szCs w:val="40"/>
+        </w:rPr>
+        <w:t>5.</w:t>
+      </w:r>
+      <w:r>
+        <w:rPr>
+          <w:sz w:val="40"/>
+          <w:szCs w:val="40"/>
+        </w:rPr>
+        <w:t>1</w:t>
+      </w:r>
+      <w:r>
+        <w:rPr>
+          <w:sz w:val="40"/>
+          <w:szCs w:val="40"/>
+        </w:rPr>
+        <w:t xml:space="preserve"> </w:t>
+      </w:r>
+      <w:r>
+        <w:rPr>
+          <w:sz w:val="40"/>
+          <w:szCs w:val="40"/>
+        </w:rPr>
+        <w:t>Scénario d’exécution (Démo IA vs IA)</w:t>
+      </w:r>
+    </w:p>
+    <w:p>
+      <w:pPr>
+        <w:rPr>
+          <w:sz w:val="28"/>
+          <w:szCs w:val="28"/>
+        </w:rPr>
+      </w:pPr>
+      <w:r>
+        <w:tab/>
+      </w:r>
+      <w:r>
+        <w:tab/>
+      </w:r>
+      <w:r>
+        <w:rPr>
+          <w:sz w:val="28"/>
+          <w:szCs w:val="28"/>
+        </w:rPr>
+        <w:t>Dans cet exemple</w:t>
+      </w:r>
+      <w:r>
+        <w:rPr>
+          <w:sz w:val="28"/>
+          <w:szCs w:val="28"/>
+        </w:rPr>
+        <w:t xml:space="preserve">, nous allons voir un moment ou l’IA (Jouant les pions noirs) décide de voler une pile de l’adversaire (Pions blancs) </w:t>
+      </w:r>
+      <w:r>
+        <w:rPr>
+          <w:sz w:val="28"/>
+          <w:szCs w:val="28"/>
+        </w:rPr>
+        <w:t>pour retourner la situation.</w:t>
+      </w:r>
+    </w:p>
+    <w:p>
+      <w:pPr>
+        <w:rPr>
+          <w:b/>
+          <w:bCs/>
+          <w:sz w:val="28"/>
+          <w:szCs w:val="28"/>
+        </w:rPr>
+      </w:pPr>
+      <w:r>
+        <w:rPr>
+          <w:sz w:val="28"/>
+          <w:szCs w:val="28"/>
+        </w:rPr>
+        <w:tab/>
+      </w:r>
+      <w:r>
+        <w:rPr>
+          <w:b/>
+          <w:bCs/>
+          <w:sz w:val="28"/>
+          <w:szCs w:val="28"/>
+        </w:rPr>
+        <w:t xml:space="preserve">Situation initiale : </w:t>
+      </w:r>
+      <w:r>
+        <w:rPr>
+          <w:b/>
+          <w:bCs/>
+          <w:sz w:val="28"/>
+          <w:szCs w:val="28"/>
+        </w:rPr>
+        <w:tab/>
+      </w:r>
+    </w:p>
+    <w:p>
+      <w:pPr>
+        <w:rPr>
+          <w:sz w:val="28"/>
+          <w:szCs w:val="28"/>
+        </w:rPr>
+      </w:pPr>
+      <w:r>
+        <w:rPr>
+          <w:sz w:val="28"/>
+          <w:szCs w:val="28"/>
+        </w:rPr>
+        <w:drawing>
+          <wp:inline distT="0" distB="0" distL="0" distR="0" wp14:anchorId="6A1E4FA0" wp14:editId="1C8315A7">
+            <wp:extent cx="5760720" cy="3399790"/>
+            <wp:effectExtent l="0" t="0" r="0" b="0"/>
+            <wp:docPr id="1" name="Image 1"/>
+            <wp:cNvGraphicFramePr>
+              <a:graphicFrameLocks xmlns:a="http://schemas.openxmlformats.org/drawingml/2006/main" noChangeAspect="1"/>
+            </wp:cNvGraphicFramePr>
+            <a:graphic xmlns:a="http://schemas.openxmlformats.org/drawingml/2006/main">
+              <a:graphicData uri="http://schemas.openxmlformats.org/drawingml/2006/picture">
+                <pic:pic xmlns:pic="http://schemas.openxmlformats.org/drawingml/2006/picture">
+                  <pic:nvPicPr>
+                    <pic:cNvPr id="1" name=""/>
+                    <pic:cNvPicPr/>
+                  </pic:nvPicPr>
+                  <pic:blipFill>
+                    <a:blip r:embed="rId7"/>
+                    <a:stretch>
+                      <a:fillRect/>
+                    </a:stretch>
+                  </pic:blipFill>
+                  <pic:spPr>
+                    <a:xfrm>
+                      <a:off x="0" y="0"/>
+                      <a:ext cx="5760720" cy="3399790"/>
+                    </a:xfrm>
+                    <a:prstGeom prst="rect">
+                      <a:avLst/>
+                    </a:prstGeom>
+                  </pic:spPr>
+                </pic:pic>
+              </a:graphicData>
+            </a:graphic>
+          </wp:inline>
+        </w:drawing>
+      </w:r>
+    </w:p>
+    <w:p>
+      <w:pPr>
+        <w:rPr>
+          <w:sz w:val="28"/>
+          <w:szCs w:val="28"/>
+        </w:rPr>
+      </w:pPr>
+      <w:r>
+        <w:rPr>
+          <w:sz w:val="28"/>
+          <w:szCs w:val="28"/>
+        </w:rPr>
+        <w:tab/>
+      </w:r>
+      <w:r>
+        <w:rPr>
+          <w:b/>
+          <w:bCs/>
+          <w:sz w:val="28"/>
+          <w:szCs w:val="28"/>
+        </w:rPr>
+        <w:t>L’action de l’IA :</w:t>
+      </w:r>
+      <w:r>
+        <w:rPr>
+          <w:sz w:val="28"/>
+          <w:szCs w:val="28"/>
+        </w:rPr>
+        <w:t xml:space="preserve"> </w:t>
+      </w:r>
+      <w:r>
+        <w:rPr>
+          <w:sz w:val="28"/>
+          <w:szCs w:val="28"/>
+        </w:rPr>
+        <w:t xml:space="preserve">L’algorithme Minimax analyse les coups et décide de déplacer </w:t>
+      </w:r>
+      <w:r>
+        <w:rPr>
+          <w:sz w:val="28"/>
+          <w:szCs w:val="28"/>
+        </w:rPr>
+        <w:t>1</w:t>
+      </w:r>
+      <w:r>
+        <w:rPr>
+          <w:sz w:val="28"/>
+          <w:szCs w:val="28"/>
+        </w:rPr>
+        <w:t xml:space="preserve"> pion noir de C</w:t>
+      </w:r>
+      <w:r>
+        <w:rPr>
+          <w:sz w:val="28"/>
+          <w:szCs w:val="28"/>
+        </w:rPr>
+        <w:t>8</w:t>
+      </w:r>
+      <w:r>
+        <w:rPr>
+          <w:sz w:val="28"/>
+          <w:szCs w:val="28"/>
+        </w:rPr>
+        <w:t xml:space="preserve"> vers C</w:t>
+      </w:r>
+      <w:r>
+        <w:rPr>
+          <w:sz w:val="28"/>
+          <w:szCs w:val="28"/>
+        </w:rPr>
+        <w:t>7</w:t>
+      </w:r>
+      <w:r>
+        <w:rPr>
+          <w:sz w:val="28"/>
+          <w:szCs w:val="28"/>
+        </w:rPr>
+        <w:t>.</w:t>
+      </w:r>
+    </w:p>
+    <w:p>
+      <w:pPr>
+        <w:pStyle w:val="Paragraphedeliste"/>
+        <w:numPr>
+          <w:ilvl w:val="0"/>
+          <w:numId w:val="5"/>
+        </w:numPr>
+        <w:rPr>
+          <w:sz w:val="28"/>
+          <w:szCs w:val="28"/>
+        </w:rPr>
+      </w:pPr>
+      <w:r>
+        <w:rPr>
+          <w:sz w:val="28"/>
+          <w:szCs w:val="28"/>
+        </w:rPr>
+        <w:t xml:space="preserve">Le coup en prolog : </w:t>
+      </w:r>
+      <w:proofErr w:type="gramStart"/>
+      <w:r>
+        <w:rPr>
+          <w:sz w:val="28"/>
+          <w:szCs w:val="28"/>
+        </w:rPr>
+        <w:t>coup(</w:t>
+      </w:r>
+      <w:proofErr w:type="gramEnd"/>
+      <w:r>
+        <w:rPr>
+          <w:sz w:val="28"/>
+          <w:szCs w:val="28"/>
+        </w:rPr>
+        <w:t>8,1,[8,7]).</w:t>
+      </w:r>
+      <w:r>
+        <w:rPr>
+          <w:sz w:val="28"/>
+          <w:szCs w:val="28"/>
+        </w:rPr>
+        <w:br/>
+      </w:r>
+      <w:r>
+        <w:rPr>
+          <w:sz w:val="28"/>
+          <w:szCs w:val="28"/>
+        </w:rPr>
+        <w:tab/>
+        <w:t xml:space="preserve">Traduction : </w:t>
+      </w:r>
+      <w:r>
+        <w:rPr>
+          <w:sz w:val="28"/>
+          <w:szCs w:val="28"/>
+        </w:rPr>
+        <w:t>Départ case 8, on prend 1 pion, chemin vers la case 7.</w:t>
+      </w:r>
+    </w:p>
+    <w:p>
+      <w:pPr>
+        <w:rPr>
+          <w:sz w:val="28"/>
+          <w:szCs w:val="28"/>
+        </w:rPr>
+      </w:pPr>
+      <w:r>
+        <w:rPr>
+          <w:sz w:val="28"/>
+          <w:szCs w:val="28"/>
+        </w:rPr>
+        <w:tab/>
+      </w:r>
+      <w:r>
+        <w:rPr>
+          <w:b/>
+          <w:bCs/>
+          <w:sz w:val="28"/>
+          <w:szCs w:val="28"/>
+        </w:rPr>
+        <w:t>Résultat</w:t>
+      </w:r>
+      <w:r>
+        <w:rPr>
+          <w:sz w:val="28"/>
+          <w:szCs w:val="28"/>
+        </w:rPr>
+        <w:t xml:space="preserve"> : </w:t>
+      </w:r>
+    </w:p>
+    <w:p>
+      <w:pPr>
+        <w:rPr>
+          <w:sz w:val="28"/>
+          <w:szCs w:val="28"/>
+        </w:rPr>
+      </w:pPr>
+      <w:r>
+        <w:rPr>
+          <w:sz w:val="28"/>
+          <w:szCs w:val="28"/>
+        </w:rPr>
+        <w:tab/>
+      </w:r>
+      <w:r>
+        <w:rPr>
+          <w:sz w:val="28"/>
+          <w:szCs w:val="28"/>
+        </w:rPr>
+        <w:tab/>
+      </w:r>
+      <w:r>
+        <w:rPr>
+          <w:sz w:val="28"/>
+          <w:szCs w:val="28"/>
+        </w:rPr>
+        <w:drawing>
+          <wp:inline distT="0" distB="0" distL="0" distR="0" wp14:anchorId="1DD7837C" wp14:editId="70FE4A5C">
+            <wp:extent cx="5760720" cy="3190875"/>
+            <wp:effectExtent l="0" t="0" r="0" b="9525"/>
+            <wp:docPr id="3" name="Image 3"/>
+            <wp:cNvGraphicFramePr>
+              <a:graphicFrameLocks xmlns:a="http://schemas.openxmlformats.org/drawingml/2006/main" noChangeAspect="1"/>
+            </wp:cNvGraphicFramePr>
+            <a:graphic xmlns:a="http://schemas.openxmlformats.org/drawingml/2006/main">
+              <a:graphicData uri="http://schemas.openxmlformats.org/drawingml/2006/picture">
+                <pic:pic xmlns:pic="http://schemas.openxmlformats.org/drawingml/2006/picture">
+                  <pic:nvPicPr>
+                    <pic:cNvPr id="1" name=""/>
+                    <pic:cNvPicPr/>
+                  </pic:nvPicPr>
+                  <pic:blipFill>
+                    <a:blip r:embed="rId8"/>
+                    <a:stretch>
+                      <a:fillRect/>
+                    </a:stretch>
+                  </pic:blipFill>
+                  <pic:spPr>
+                    <a:xfrm>
+                      <a:off x="0" y="0"/>
+                      <a:ext cx="5760720" cy="3190875"/>
+                    </a:xfrm>
+                    <a:prstGeom prst="rect">
+                      <a:avLst/>
+                    </a:prstGeom>
+                  </pic:spPr>
+                </pic:pic>
+              </a:graphicData>
+            </a:graphic>
+          </wp:inline>
+        </w:drawing>
+      </w:r>
+    </w:p>
+    <w:p>
+      <w:pPr>
+        <w:rPr>
+          <w:b/>
+          <w:bCs/>
+          <w:sz w:val="28"/>
+          <w:szCs w:val="28"/>
+        </w:rPr>
+      </w:pPr>
+      <w:r>
+        <w:rPr>
+          <w:b/>
+          <w:bCs/>
+          <w:sz w:val="28"/>
+          <w:szCs w:val="28"/>
+        </w:rPr>
+        <w:t>Analyse du résultat : </w:t>
+      </w:r>
+    </w:p>
+    <w:p>
+      <w:pPr>
+        <w:rPr>
+          <w:sz w:val="28"/>
+          <w:szCs w:val="28"/>
+        </w:rPr>
+      </w:pPr>
+      <w:r>
+        <w:rPr>
+          <w:sz w:val="28"/>
+          <w:szCs w:val="28"/>
+        </w:rPr>
+        <w:tab/>
+      </w:r>
+      <w:r>
+        <w:rPr>
+          <w:sz w:val="28"/>
+          <w:szCs w:val="28"/>
+        </w:rPr>
+        <w:t xml:space="preserve">1. </w:t>
+      </w:r>
+      <w:r>
+        <w:rPr>
+          <w:b/>
+          <w:bCs/>
+          <w:sz w:val="28"/>
+          <w:szCs w:val="28"/>
+        </w:rPr>
+        <w:t>Gain stratégique</w:t>
+      </w:r>
+      <w:r>
+        <w:rPr>
+          <w:sz w:val="28"/>
+          <w:szCs w:val="28"/>
+        </w:rPr>
+        <w:t> : L’IA n’a perdu la case C8 car il lui reste un pion au sommet de la pile.</w:t>
+      </w:r>
+    </w:p>
+    <w:p>
+      <w:pPr>
+        <w:rPr>
+          <w:sz w:val="28"/>
+          <w:szCs w:val="28"/>
+        </w:rPr>
+      </w:pPr>
+      <w:r>
+        <w:rPr>
+          <w:sz w:val="28"/>
+          <w:szCs w:val="28"/>
+        </w:rPr>
+        <w:tab/>
+        <w:t xml:space="preserve">2. </w:t>
+      </w:r>
+      <w:r>
+        <w:rPr>
+          <w:b/>
+          <w:bCs/>
+          <w:sz w:val="28"/>
+          <w:szCs w:val="28"/>
+        </w:rPr>
+        <w:t>Gain de score</w:t>
+      </w:r>
+      <w:r>
+        <w:rPr>
+          <w:sz w:val="28"/>
+          <w:szCs w:val="28"/>
+        </w:rPr>
+        <w:t> : Elle a « volé » la case C7 car le pion blanc est étouffé sous le pion noir.</w:t>
+      </w:r>
+    </w:p>
+    <w:p>
+      <w:pPr>
+        <w:rPr>
+          <w:sz w:val="28"/>
+          <w:szCs w:val="28"/>
+        </w:rPr>
+      </w:pPr>
+      <w:r>
+        <w:rPr>
+          <w:sz w:val="28"/>
+          <w:szCs w:val="28"/>
+        </w:rPr>
+        <w:tab/>
+        <w:t>3</w:t>
+      </w:r>
+      <w:r>
+        <w:rPr>
+          <w:sz w:val="28"/>
+          <w:szCs w:val="28"/>
+        </w:rPr>
+        <w:t xml:space="preserve">. </w:t>
+      </w:r>
+      <w:r>
+        <w:rPr>
+          <w:b/>
+          <w:bCs/>
+          <w:sz w:val="28"/>
+          <w:szCs w:val="28"/>
+        </w:rPr>
+        <w:t>Gain de</w:t>
+      </w:r>
+      <w:r>
+        <w:rPr>
+          <w:b/>
+          <w:bCs/>
+          <w:sz w:val="28"/>
+          <w:szCs w:val="28"/>
+        </w:rPr>
+        <w:t xml:space="preserve"> la partie : </w:t>
+      </w:r>
+      <w:r>
+        <w:rPr>
+          <w:sz w:val="28"/>
+          <w:szCs w:val="28"/>
+        </w:rPr>
+        <w:t xml:space="preserve">L’IA a bien analysé qu’en faisant ce mouvement, elle </w:t>
+      </w:r>
+      <w:r>
+        <w:rPr>
+          <w:sz w:val="28"/>
+          <w:szCs w:val="28"/>
+        </w:rPr>
+        <w:t>gagnerait.</w:t>
+      </w:r>
+    </w:p>
+    <w:p>
+      <w:pPr>
+        <w:rPr>
+          <w:sz w:val="28"/>
+          <w:szCs w:val="28"/>
+        </w:rPr>
+      </w:pPr>
+    </w:p>
+    <w:p>
+      <w:pPr>
+        <w:pStyle w:val="Titre1"/>
+        <w:rPr>
+          <w:b/>
+          <w:bCs/>
+          <w:sz w:val="48"/>
+          <w:szCs w:val="48"/>
+        </w:rPr>
+      </w:pPr>
+      <w:r>
+        <w:rPr>
+          <w:b/>
+          <w:bCs/>
+          <w:sz w:val="48"/>
+          <w:szCs w:val="48"/>
+        </w:rPr>
+        <w:t>6</w:t>
+      </w:r>
+      <w:r>
+        <w:rPr>
+          <w:b/>
+          <w:bCs/>
+          <w:sz w:val="48"/>
+          <w:szCs w:val="48"/>
+        </w:rPr>
+        <w:t xml:space="preserve">. </w:t>
+      </w:r>
+      <w:r>
+        <w:rPr>
+          <w:b/>
+          <w:bCs/>
+          <w:sz w:val="48"/>
+          <w:szCs w:val="48"/>
+        </w:rPr>
+        <w:t>Améliorations Envisageables</w:t>
+      </w:r>
+    </w:p>
+    <w:p>
+      <w:pPr>
+        <w:rPr>
+          <w:sz w:val="28"/>
+          <w:szCs w:val="28"/>
+        </w:rPr>
+      </w:pPr>
+      <w:r>
+        <w:tab/>
+      </w:r>
+      <w:r>
+        <w:rPr>
+          <w:sz w:val="28"/>
+          <w:szCs w:val="28"/>
+        </w:rPr>
+        <w:t xml:space="preserve">1. </w:t>
+      </w:r>
+      <w:r>
+        <w:rPr>
+          <w:b/>
+          <w:bCs/>
+          <w:sz w:val="28"/>
+          <w:szCs w:val="28"/>
+        </w:rPr>
+        <w:t>Elagage Alpha-Beta :</w:t>
+      </w:r>
+      <w:r>
+        <w:rPr>
+          <w:sz w:val="28"/>
+          <w:szCs w:val="28"/>
+        </w:rPr>
+        <w:t xml:space="preserve"> Pour l’instant l’algorithme explore toutes les branches (Minimax). L’</w:t>
+      </w:r>
+      <w:proofErr w:type="spellStart"/>
+      <w:r>
+        <w:rPr>
+          <w:sz w:val="28"/>
+          <w:szCs w:val="28"/>
+        </w:rPr>
+        <w:t>Aplha</w:t>
+      </w:r>
+      <w:proofErr w:type="spellEnd"/>
+      <w:r>
+        <w:rPr>
+          <w:sz w:val="28"/>
+          <w:szCs w:val="28"/>
+        </w:rPr>
+        <w:t xml:space="preserve">-Beta permettrait d’augmenter la profondeur de recherche </w:t>
+      </w:r>
+      <w:r>
+        <w:rPr>
+          <w:sz w:val="28"/>
+          <w:szCs w:val="28"/>
+        </w:rPr>
+        <w:t>et optimiser la recherche de solution.</w:t>
+      </w:r>
+    </w:p>
+    <w:p>
+      <w:pPr>
+        <w:rPr>
+          <w:sz w:val="28"/>
+          <w:szCs w:val="28"/>
+        </w:rPr>
+      </w:pPr>
+      <w:r>
+        <w:rPr>
+          <w:sz w:val="28"/>
+          <w:szCs w:val="28"/>
+        </w:rPr>
+        <w:tab/>
+        <w:t xml:space="preserve">2. </w:t>
+      </w:r>
+      <w:r>
+        <w:rPr>
+          <w:b/>
+          <w:bCs/>
+          <w:sz w:val="28"/>
+          <w:szCs w:val="28"/>
+        </w:rPr>
+        <w:t>Heuristique</w:t>
+      </w:r>
+      <w:r>
+        <w:rPr>
+          <w:b/>
+          <w:bCs/>
+          <w:sz w:val="28"/>
+          <w:szCs w:val="28"/>
+        </w:rPr>
+        <w:t xml:space="preserve"> plus fine</w:t>
+      </w:r>
+      <w:r>
+        <w:rPr>
+          <w:sz w:val="28"/>
+          <w:szCs w:val="28"/>
+        </w:rPr>
+        <w:t xml:space="preserve"> : Actuellement, contrôler 2 piles de hauteur 1 vaut autant que contrôler 1 pile de hauteur 2. Il faudrait </w:t>
+      </w:r>
+      <w:r>
+        <w:rPr>
+          <w:sz w:val="28"/>
+          <w:szCs w:val="28"/>
+        </w:rPr>
+        <w:t>prendre en compte aussi l’emplacement de la pile sur le plateau de jeu (Par exemple, être en C4 (centre de la pile) offre plus de mouvements possibles que toutes les autres cases).</w:t>
+      </w:r>
+      <w:r>
+        <w:rPr>
+          <w:sz w:val="28"/>
+          <w:szCs w:val="28"/>
+        </w:rPr>
+        <w:t xml:space="preserve"> </w:t>
+      </w:r>
+    </w:p>
+    <w:p>
+      <w:pPr>
+        <w:pStyle w:val="Titre1"/>
+        <w:rPr>
+          <w:b/>
+          <w:bCs/>
+          <w:sz w:val="48"/>
+          <w:szCs w:val="48"/>
+        </w:rPr>
+      </w:pPr>
+      <w:r>
+        <w:rPr>
+          <w:b/>
+          <w:bCs/>
+          <w:sz w:val="48"/>
+          <w:szCs w:val="48"/>
+        </w:rPr>
+        <w:t>Annexes : Prédicats Essentiels</w:t>
+      </w:r>
+    </w:p>
+    <w:p/>
+    <w:p>
+      <w:pPr>
+        <w:rPr>
+          <w:sz w:val="28"/>
+          <w:szCs w:val="28"/>
+        </w:rPr>
+      </w:pPr>
+      <w:r>
+        <w:tab/>
+      </w:r>
+      <w:r>
+        <w:rPr>
+          <w:b/>
+          <w:bCs/>
+          <w:sz w:val="28"/>
+          <w:szCs w:val="28"/>
+        </w:rPr>
+        <w:t>Prédicat 1 :</w:t>
+      </w:r>
+      <w:r>
+        <w:rPr>
+          <w:sz w:val="28"/>
+          <w:szCs w:val="28"/>
+        </w:rPr>
+        <w:t xml:space="preserve"> </w:t>
+      </w:r>
+      <w:r>
+        <w:rPr>
+          <w:sz w:val="28"/>
+          <w:szCs w:val="28"/>
+        </w:rPr>
+        <w:t xml:space="preserve"> </w:t>
+      </w:r>
+      <w:proofErr w:type="spellStart"/>
+      <w:r>
+        <w:rPr>
+          <w:sz w:val="28"/>
+          <w:szCs w:val="28"/>
+        </w:rPr>
+        <w:t>chemin_sans_repet</w:t>
+      </w:r>
+      <w:proofErr w:type="spellEnd"/>
+      <w:r>
+        <w:rPr>
+          <w:sz w:val="28"/>
+          <w:szCs w:val="28"/>
+        </w:rPr>
+        <w:t>/4 (Cœur de la logique de déplacement)</w:t>
+      </w:r>
+    </w:p>
+    <w:p>
+      <w:pPr>
+        <w:rPr>
+          <w:sz w:val="28"/>
+          <w:szCs w:val="28"/>
+        </w:rPr>
+      </w:pPr>
+      <w:r>
+        <w:rPr>
+          <w:sz w:val="28"/>
+          <w:szCs w:val="28"/>
+        </w:rPr>
+        <w:drawing>
+          <wp:inline distT="0" distB="0" distL="0" distR="0" wp14:anchorId="38380A70" wp14:editId="58F53132">
+            <wp:extent cx="4563112" cy="1305107"/>
+            <wp:effectExtent l="0" t="0" r="8890" b="9525"/>
+            <wp:docPr id="4" name="Image 4"/>
+            <wp:cNvGraphicFramePr>
+              <a:graphicFrameLocks xmlns:a="http://schemas.openxmlformats.org/drawingml/2006/main" noChangeAspect="1"/>
+            </wp:cNvGraphicFramePr>
+            <a:graphic xmlns:a="http://schemas.openxmlformats.org/drawingml/2006/main">
+              <a:graphicData uri="http://schemas.openxmlformats.org/drawingml/2006/picture">
+                <pic:pic xmlns:pic="http://schemas.openxmlformats.org/drawingml/2006/picture">
+                  <pic:nvPicPr>
+                    <pic:cNvPr id="1" name=""/>
+                    <pic:cNvPicPr/>
+                  </pic:nvPicPr>
+                  <pic:blipFill>
+                    <a:blip r:embed="rId9"/>
+                    <a:stretch>
+                      <a:fillRect/>
+                    </a:stretch>
+                  </pic:blipFill>
+                  <pic:spPr>
+                    <a:xfrm>
+                      <a:off x="0" y="0"/>
+                      <a:ext cx="4563112" cy="1305107"/>
+                    </a:xfrm>
+                    <a:prstGeom prst="rect">
+                      <a:avLst/>
+                    </a:prstGeom>
+                  </pic:spPr>
+                </pic:pic>
+              </a:graphicData>
+            </a:graphic>
+          </wp:inline>
+        </w:drawing>
+      </w:r>
+    </w:p>
+    <w:p>
+      <w:pPr>
+        <w:pStyle w:val="Paragraphedeliste"/>
+        <w:numPr>
+          <w:ilvl w:val="0"/>
+          <w:numId w:val="5"/>
+        </w:numPr>
+        <w:rPr>
+          <w:sz w:val="28"/>
+          <w:szCs w:val="28"/>
+        </w:rPr>
+      </w:pPr>
+      <w:r>
+        <w:rPr>
+          <w:b/>
+          <w:bCs/>
+          <w:sz w:val="28"/>
+          <w:szCs w:val="28"/>
+        </w:rPr>
+        <w:t>Termes requis</w:t>
+      </w:r>
+      <w:r>
+        <w:rPr>
+          <w:sz w:val="28"/>
+          <w:szCs w:val="28"/>
+        </w:rPr>
+        <w:t xml:space="preserve"> : </w:t>
+      </w:r>
+      <w:r>
+        <w:rPr>
+          <w:sz w:val="28"/>
+          <w:szCs w:val="28"/>
+        </w:rPr>
+        <w:br/>
+      </w:r>
+      <w:r>
+        <w:rPr>
+          <w:sz w:val="28"/>
+          <w:szCs w:val="28"/>
+        </w:rPr>
+        <w:tab/>
+        <w:t xml:space="preserve">- </w:t>
+      </w:r>
+      <w:r>
+        <w:rPr>
+          <w:b/>
+          <w:bCs/>
+          <w:sz w:val="28"/>
+          <w:szCs w:val="28"/>
+        </w:rPr>
+        <w:t xml:space="preserve">Actuel : </w:t>
+      </w:r>
+      <w:r>
+        <w:rPr>
+          <w:sz w:val="28"/>
+          <w:szCs w:val="28"/>
+        </w:rPr>
+        <w:t>Indice de la case où se trouve le pion</w:t>
+      </w:r>
+      <w:r>
+        <w:rPr>
+          <w:sz w:val="28"/>
+          <w:szCs w:val="28"/>
+        </w:rPr>
+        <w:t>.</w:t>
+      </w:r>
+      <w:r>
+        <w:rPr>
+          <w:sz w:val="28"/>
+          <w:szCs w:val="28"/>
+        </w:rPr>
+        <w:br/>
+      </w:r>
+      <w:r>
+        <w:rPr>
+          <w:sz w:val="28"/>
+          <w:szCs w:val="28"/>
+        </w:rPr>
+        <w:tab/>
+        <w:t xml:space="preserve">- </w:t>
+      </w:r>
+      <w:r>
+        <w:rPr>
+          <w:b/>
+          <w:bCs/>
+          <w:sz w:val="28"/>
+          <w:szCs w:val="28"/>
+        </w:rPr>
+        <w:t>Pas</w:t>
+      </w:r>
+      <w:r>
+        <w:rPr>
+          <w:sz w:val="28"/>
+          <w:szCs w:val="28"/>
+        </w:rPr>
+        <w:t> : Nombre de mouvement restant à effectuer.</w:t>
+      </w:r>
+      <w:r>
+        <w:rPr>
+          <w:sz w:val="28"/>
+          <w:szCs w:val="28"/>
+        </w:rPr>
+        <w:br/>
+      </w:r>
+      <w:r>
+        <w:rPr>
+          <w:sz w:val="28"/>
+          <w:szCs w:val="28"/>
+        </w:rPr>
+        <w:tab/>
+        <w:t xml:space="preserve">- </w:t>
+      </w:r>
+      <w:proofErr w:type="spellStart"/>
+      <w:r>
+        <w:rPr>
+          <w:b/>
+          <w:bCs/>
+          <w:sz w:val="28"/>
+          <w:szCs w:val="28"/>
+        </w:rPr>
+        <w:t>Visitees</w:t>
+      </w:r>
+      <w:proofErr w:type="spellEnd"/>
+      <w:r>
+        <w:rPr>
+          <w:sz w:val="28"/>
+          <w:szCs w:val="28"/>
+        </w:rPr>
+        <w:t xml:space="preserve"> : </w:t>
+      </w:r>
+      <w:r>
+        <w:rPr>
+          <w:sz w:val="28"/>
+          <w:szCs w:val="28"/>
+        </w:rPr>
+        <w:t>Listes des cases déjà traversées.</w:t>
+      </w:r>
+      <w:r>
+        <w:rPr>
+          <w:sz w:val="28"/>
+          <w:szCs w:val="28"/>
+        </w:rPr>
+        <w:br/>
+      </w:r>
+      <w:r>
+        <w:rPr>
+          <w:sz w:val="28"/>
+          <w:szCs w:val="28"/>
+        </w:rPr>
+        <w:tab/>
+        <w:t xml:space="preserve">- </w:t>
+      </w:r>
+      <w:r>
+        <w:rPr>
+          <w:b/>
+          <w:bCs/>
+          <w:sz w:val="28"/>
+          <w:szCs w:val="28"/>
+        </w:rPr>
+        <w:t>[</w:t>
+      </w:r>
+      <w:proofErr w:type="spellStart"/>
+      <w:r>
+        <w:rPr>
+          <w:b/>
+          <w:bCs/>
+          <w:sz w:val="28"/>
+          <w:szCs w:val="28"/>
+        </w:rPr>
+        <w:t>Next|R</w:t>
+      </w:r>
+      <w:proofErr w:type="spellEnd"/>
+      <w:r>
+        <w:rPr>
+          <w:b/>
+          <w:bCs/>
+          <w:sz w:val="28"/>
+          <w:szCs w:val="28"/>
+        </w:rPr>
+        <w:t>] :</w:t>
+      </w:r>
+      <w:r>
+        <w:rPr>
+          <w:sz w:val="28"/>
+          <w:szCs w:val="28"/>
+        </w:rPr>
+        <w:t xml:space="preserve"> </w:t>
+      </w:r>
+      <w:r>
+        <w:rPr>
+          <w:sz w:val="28"/>
+          <w:szCs w:val="28"/>
+        </w:rPr>
+        <w:t>Construction de la liste résultat (Le chemin)</w:t>
+      </w:r>
+    </w:p>
+    <w:p>
+      <w:pPr>
+        <w:rPr>
+          <w:sz w:val="28"/>
+          <w:szCs w:val="28"/>
+        </w:rPr>
+      </w:pPr>
+    </w:p>
+    <w:p>
+      <w:pPr>
+        <w:rPr>
+          <w:sz w:val="28"/>
+          <w:szCs w:val="28"/>
+        </w:rPr>
+      </w:pPr>
+      <w:r>
+        <w:rPr>
+          <w:sz w:val="28"/>
+          <w:szCs w:val="28"/>
+        </w:rPr>
+        <w:tab/>
+      </w:r>
+      <w:r>
+        <w:rPr>
+          <w:b/>
+          <w:bCs/>
+          <w:sz w:val="28"/>
+          <w:szCs w:val="28"/>
+        </w:rPr>
+        <w:t>Prédicat 2 :</w:t>
+      </w:r>
+      <w:r>
+        <w:rPr>
+          <w:sz w:val="28"/>
+          <w:szCs w:val="28"/>
+        </w:rPr>
+        <w:t xml:space="preserve"> minimax/5 (Cœur de l’IA)</w:t>
+      </w:r>
+    </w:p>
+    <w:p>
+      <w:pPr>
+        <w:rPr>
+          <w:sz w:val="28"/>
+          <w:szCs w:val="28"/>
+        </w:rPr>
+      </w:pPr>
+      <w:r>
+        <w:rPr>
+          <w:sz w:val="28"/>
+          <w:szCs w:val="28"/>
+        </w:rPr>
+        <w:drawing>
+          <wp:inline distT="0" distB="0" distL="0" distR="0" wp14:anchorId="41419D9C" wp14:editId="77E93F17">
+            <wp:extent cx="5760720" cy="1739265"/>
+            <wp:effectExtent l="0" t="0" r="0" b="0"/>
+            <wp:docPr id="5" name="Image 5"/>
+            <wp:cNvGraphicFramePr>
+              <a:graphicFrameLocks xmlns:a="http://schemas.openxmlformats.org/drawingml/2006/main" noChangeAspect="1"/>
+            </wp:cNvGraphicFramePr>
+            <a:graphic xmlns:a="http://schemas.openxmlformats.org/drawingml/2006/main">
+              <a:graphicData uri="http://schemas.openxmlformats.org/drawingml/2006/picture">
+                <pic:pic xmlns:pic="http://schemas.openxmlformats.org/drawingml/2006/picture">
+                  <pic:nvPicPr>
+                    <pic:cNvPr id="1" name=""/>
+                    <pic:cNvPicPr/>
+                  </pic:nvPicPr>
+                  <pic:blipFill>
+                    <a:blip r:embed="rId10"/>
+                    <a:stretch>
+                      <a:fillRect/>
+                    </a:stretch>
+                  </pic:blipFill>
+                  <pic:spPr>
+                    <a:xfrm>
+                      <a:off x="0" y="0"/>
+                      <a:ext cx="5760720" cy="1739265"/>
+                    </a:xfrm>
+                    <a:prstGeom prst="rect">
+                      <a:avLst/>
+                    </a:prstGeom>
+                  </pic:spPr>
+                </pic:pic>
+              </a:graphicData>
+            </a:graphic>
+          </wp:inline>
+        </w:drawing>
+      </w:r>
+    </w:p>
+    <w:p>
+      <w:pPr>
+        <w:rPr>
+          <w:sz w:val="28"/>
+          <w:szCs w:val="28"/>
+        </w:rPr>
+      </w:pPr>
+    </w:p>
+    <w:p>
+      <w:pPr>
+        <w:pStyle w:val="Paragraphedeliste"/>
+        <w:numPr>
+          <w:ilvl w:val="0"/>
+          <w:numId w:val="5"/>
+        </w:numPr>
+        <w:rPr>
+          <w:sz w:val="28"/>
+          <w:szCs w:val="28"/>
+        </w:rPr>
+      </w:pPr>
+      <w:r>
+        <w:rPr>
+          <w:b/>
+          <w:bCs/>
+          <w:sz w:val="28"/>
+          <w:szCs w:val="28"/>
+        </w:rPr>
+        <w:t>Termes requis :</w:t>
+      </w:r>
+      <w:r>
+        <w:rPr>
+          <w:sz w:val="28"/>
+          <w:szCs w:val="28"/>
+        </w:rPr>
+        <w:t xml:space="preserve"> </w:t>
+      </w:r>
+      <w:r>
+        <w:rPr>
+          <w:sz w:val="28"/>
+          <w:szCs w:val="28"/>
+        </w:rPr>
+        <w:br/>
+      </w:r>
+      <w:r>
+        <w:rPr>
+          <w:sz w:val="28"/>
+          <w:szCs w:val="28"/>
+        </w:rPr>
+        <w:tab/>
+        <w:t xml:space="preserve">- </w:t>
+      </w:r>
+      <w:r>
+        <w:rPr>
+          <w:b/>
+          <w:bCs/>
+          <w:sz w:val="28"/>
+          <w:szCs w:val="28"/>
+        </w:rPr>
+        <w:t>Plateau </w:t>
+      </w:r>
+      <w:r>
+        <w:rPr>
+          <w:sz w:val="28"/>
+          <w:szCs w:val="28"/>
+        </w:rPr>
+        <w:t xml:space="preserve">: </w:t>
+      </w:r>
+      <w:r>
+        <w:rPr>
+          <w:sz w:val="28"/>
+          <w:szCs w:val="28"/>
+        </w:rPr>
+        <w:t>Liste du plateau contenant tous les piles</w:t>
+      </w:r>
+      <w:r>
+        <w:rPr>
+          <w:sz w:val="28"/>
+          <w:szCs w:val="28"/>
+        </w:rPr>
+        <w:t>, l’état courant (variable d’état).</w:t>
+      </w:r>
+      <w:r>
+        <w:rPr>
+          <w:sz w:val="28"/>
+          <w:szCs w:val="28"/>
+        </w:rPr>
+        <w:br/>
+      </w:r>
+      <w:r>
+        <w:rPr>
+          <w:sz w:val="28"/>
+          <w:szCs w:val="28"/>
+        </w:rPr>
+        <w:tab/>
+        <w:t xml:space="preserve">- </w:t>
+      </w:r>
+      <w:r>
+        <w:rPr>
+          <w:b/>
+          <w:bCs/>
+          <w:sz w:val="28"/>
+          <w:szCs w:val="28"/>
+        </w:rPr>
+        <w:t>Profondeur</w:t>
+      </w:r>
+      <w:r>
+        <w:rPr>
+          <w:sz w:val="28"/>
+          <w:szCs w:val="28"/>
+        </w:rPr>
+        <w:t> :</w:t>
+      </w:r>
+      <w:r>
+        <w:rPr>
+          <w:sz w:val="28"/>
+          <w:szCs w:val="28"/>
+        </w:rPr>
+        <w:t xml:space="preserve"> Le nombr</w:t>
+      </w:r>
+      <w:r>
+        <w:rPr>
+          <w:sz w:val="28"/>
+          <w:szCs w:val="28"/>
+        </w:rPr>
+        <w:t>e</w:t>
+      </w:r>
+      <w:r>
+        <w:rPr>
+          <w:sz w:val="28"/>
+          <w:szCs w:val="28"/>
+        </w:rPr>
+        <w:t xml:space="preserve"> de coups que l’IA anticipe dans le futur</w:t>
+      </w:r>
+      <w:r>
+        <w:rPr>
+          <w:sz w:val="28"/>
+          <w:szCs w:val="28"/>
+        </w:rPr>
+        <w:t>.</w:t>
+      </w:r>
+      <w:r>
+        <w:rPr>
+          <w:sz w:val="28"/>
+          <w:szCs w:val="28"/>
+        </w:rPr>
+        <w:br/>
+      </w:r>
+      <w:r>
+        <w:rPr>
+          <w:sz w:val="28"/>
+          <w:szCs w:val="28"/>
+        </w:rPr>
+        <w:tab/>
+        <w:t xml:space="preserve">- </w:t>
+      </w:r>
+      <w:proofErr w:type="spellStart"/>
+      <w:r>
+        <w:rPr>
+          <w:b/>
+          <w:bCs/>
+          <w:sz w:val="28"/>
+          <w:szCs w:val="28"/>
+        </w:rPr>
+        <w:t>e</w:t>
+      </w:r>
+      <w:r>
+        <w:rPr>
+          <w:b/>
+          <w:bCs/>
+          <w:sz w:val="28"/>
+          <w:szCs w:val="28"/>
+        </w:rPr>
+        <w:t>valuer_coups</w:t>
+      </w:r>
+      <w:proofErr w:type="spellEnd"/>
+      <w:r>
+        <w:rPr>
+          <w:sz w:val="28"/>
+          <w:szCs w:val="28"/>
+        </w:rPr>
+        <w:t> : Prédicat qui simule chaque coup, appelle Minimax pour l’adversaire, et maximise le score retourné</w:t>
+      </w:r>
+      <w:r>
+        <w:rPr>
+          <w:sz w:val="28"/>
+          <w:szCs w:val="28"/>
+        </w:rPr>
+        <w:t xml:space="preserve"> (principe du </w:t>
+      </w:r>
+      <w:proofErr w:type="spellStart"/>
+      <w:r>
+        <w:rPr>
+          <w:sz w:val="28"/>
+          <w:szCs w:val="28"/>
+        </w:rPr>
+        <w:t>MinMax</w:t>
+      </w:r>
+      <w:proofErr w:type="spellEnd"/>
+      <w:r>
+        <w:rPr>
+          <w:sz w:val="28"/>
+          <w:szCs w:val="28"/>
+        </w:rPr>
+        <w:t xml:space="preserve"> : </w:t>
+      </w:r>
+      <w:proofErr w:type="spellStart"/>
+      <w:r>
+        <w:rPr>
+          <w:sz w:val="28"/>
+          <w:szCs w:val="28"/>
+        </w:rPr>
+        <w:t>maximisier</w:t>
+      </w:r>
+      <w:proofErr w:type="spellEnd"/>
+      <w:r>
+        <w:rPr>
+          <w:sz w:val="28"/>
+          <w:szCs w:val="28"/>
+        </w:rPr>
+        <w:t xml:space="preserve"> son gain en supposant que l’adversaire minimise notre gain).</w:t>
+      </w:r>
+      <w:r>
+        <w:rPr>
+          <w:sz w:val="28"/>
+          <w:szCs w:val="28"/>
+        </w:rPr>
+        <w:br/>
+      </w:r>
+      <w:r>
+        <w:rPr>
+          <w:sz w:val="28"/>
+          <w:szCs w:val="28"/>
+        </w:rPr>
+        <w:drawing>
+          <wp:inline distT="0" distB="0" distL="0" distR="0" wp14:anchorId="01E8A5D0" wp14:editId="552DC0AD">
+            <wp:extent cx="5649113" cy="2838846"/>
+            <wp:effectExtent l="0" t="0" r="8890" b="0"/>
+            <wp:docPr id="7" name="Image 7"/>
+            <wp:cNvGraphicFramePr>
+              <a:graphicFrameLocks xmlns:a="http://schemas.openxmlformats.org/drawingml/2006/main" noChangeAspect="1"/>
+            </wp:cNvGraphicFramePr>
+            <a:graphic xmlns:a="http://schemas.openxmlformats.org/drawingml/2006/main">
+              <a:graphicData uri="http://schemas.openxmlformats.org/drawingml/2006/picture">
+                <pic:pic xmlns:pic="http://schemas.openxmlformats.org/drawingml/2006/picture">
+                  <pic:nvPicPr>
+                    <pic:cNvPr id="1" name=""/>
+                    <pic:cNvPicPr/>
+                  </pic:nvPicPr>
+                  <pic:blipFill>
+                    <a:blip r:embed="rId11"/>
+                    <a:stretch>
+                      <a:fillRect/>
+                    </a:stretch>
+                  </pic:blipFill>
+                  <pic:spPr>
+                    <a:xfrm>
+                      <a:off x="0" y="0"/>
+                      <a:ext cx="5649113" cy="2838846"/>
+                    </a:xfrm>
+                    <a:prstGeom prst="rect">
+                      <a:avLst/>
+                    </a:prstGeom>
+                  </pic:spPr>
+                </pic:pic>
+              </a:graphicData>
+            </a:graphic>
+          </wp:inline>
+        </w:drawing>
+      </w:r>
+    </w:p>
+    <w:p>
+      <w:pPr>
+        <w:pStyle w:val="Paragraphedeliste"/>
+        <w:ind w:left="1770"/>
+        <w:rPr>
+          <w:sz w:val="28"/>
+          <w:szCs w:val="28"/>
+        </w:rPr>
+      </w:pPr>
+    </w:p>
+    <w:p>
+      <w:pPr>
+        <w:rPr>
+          <w:sz w:val="28"/>
+          <w:szCs w:val="28"/>
+        </w:rPr>
+      </w:pPr>
+      <w:r>
+        <w:rPr>
+          <w:sz w:val="28"/>
+          <w:szCs w:val="28"/>
+        </w:rPr>
+        <w:tab/>
+      </w:r>
     </w:p>
     <w:sectPr>
+      <w:footerReference w:type="default" r:id="rId12"/>
       <w:pgSz w:w="11906" w:h="16838"/>
       <w:pgMar w:top="1417" w:right="1417" w:bottom="1417" w:left="1417" w:header="708" w:footer="708" w:gutter="0"/>
       <w:cols w:space="708"/>
@@ -1154,6 +3111,283 @@
     </w:sectPr>
   </w:body>
 </w:document>
+</file>
+
+<file path=word/endnotes.xml><?xml version="1.0" encoding="utf-8"?>
+<w:endnotes xmlns:wpc="http://schemas.microsoft.com/office/word/2010/wordprocessingCanvas" xmlns:cx="http://schemas.microsoft.com/office/drawing/2014/chartex" xmlns:cx1="http://schemas.microsoft.com/office/drawing/2015/9/8/chartex" xmlns:cx2="http://schemas.microsoft.com/office/drawing/2015/10/21/chartex" xmlns:cx3="http://schemas.microsoft.com/office/drawing/2016/5/9/chartex" xmlns:cx4="http://schemas.microsoft.com/office/drawing/2016/5/10/chartex" xmlns:cx5="http://schemas.microsoft.com/office/drawing/2016/5/11/chartex" xmlns:cx6="http://schemas.microsoft.com/office/drawing/2016/5/12/chartex" xmlns:cx7="http://schemas.microsoft.com/office/drawing/2016/5/13/chartex" xmlns:cx8="http://schemas.microsoft.com/office/drawing/2016/5/14/chartex" xmlns:mc="http://schemas.openxmlformats.org/markup-compatibility/2006" xmlns:aink="http://schemas.microsoft.com/office/drawing/2016/ink" xmlns:am3d="http://schemas.microsoft.com/office/drawing/2017/model3d" xmlns:o="urn:schemas-microsoft-com:office:office" xmlns:oel="http://schemas.microsoft.com/office/2019/extlst" xmlns:r="http://schemas.openxmlformats.org/officeDocument/2006/relationships" xmlns:m="http://schemas.openxmlformats.org/officeDocument/2006/math" xmlns:v="urn:schemas-microsoft-com:vml" xmlns:wp14="http://schemas.microsoft.com/office/word/2010/wordprocessingDrawing" xmlns:wp="http://schemas.openxmlformats.org/drawingml/2006/wordprocessingDrawing" xmlns:w10="urn:schemas-microsoft-com:office:word" xmlns:w="http://schemas.openxmlformats.org/wordprocessingml/2006/main" xmlns:w14="http://schemas.microsoft.com/office/word/2010/wordml" xmlns:w15="http://schemas.microsoft.com/office/word/2012/wordml" xmlns:w16cex="http://schemas.microsoft.com/office/word/2018/wordml/cex" xmlns:w16cid="http://schemas.microsoft.com/office/word/2016/wordml/cid" xmlns:w16="http://schemas.microsoft.com/office/word/2018/wordml" xmlns:w16sdtdh="http://schemas.microsoft.com/office/word/2020/wordml/sdtdatahash" xmlns:w16se="http://schemas.microsoft.com/office/word/2015/wordml/symex" xmlns:wpg="http://schemas.microsoft.com/office/word/2010/wordprocessingGroup" xmlns:wpi="http://schemas.microsoft.com/office/word/2010/wordprocessingInk" xmlns:wne="http://schemas.microsoft.com/office/word/2006/wordml" xmlns:wps="http://schemas.microsoft.com/office/word/2010/wordprocessingShape" mc:Ignorable="w14 w15 w16se w16cid w16 w16cex w16sdtdh wp14">
+  <w:endnote w:type="separator" w:id="-1">
+    <w:p>
+      <w:pPr>
+        <w:spacing w:after="0" w:line="240" w:lineRule="auto"/>
+      </w:pPr>
+      <w:r>
+        <w:separator/>
+      </w:r>
+    </w:p>
+  </w:endnote>
+  <w:endnote w:type="continuationSeparator" w:id="0">
+    <w:p>
+      <w:pPr>
+        <w:spacing w:after="0" w:line="240" w:lineRule="auto"/>
+      </w:pPr>
+      <w:r>
+        <w:continuationSeparator/>
+      </w:r>
+    </w:p>
+  </w:endnote>
+</w:endnotes>
+</file>
+
+<file path=word/footer1.xml><?xml version="1.0" encoding="utf-8"?>
+<w:ftr xmlns:wpc="http://schemas.microsoft.com/office/word/2010/wordprocessingCanvas" xmlns:cx="http://schemas.microsoft.com/office/drawing/2014/chartex" xmlns:cx1="http://schemas.microsoft.com/office/drawing/2015/9/8/chartex" xmlns:cx2="http://schemas.microsoft.com/office/drawing/2015/10/21/chartex" xmlns:cx3="http://schemas.microsoft.com/office/drawing/2016/5/9/chartex" xmlns:cx4="http://schemas.microsoft.com/office/drawing/2016/5/10/chartex" xmlns:cx5="http://schemas.microsoft.com/office/drawing/2016/5/11/chartex" xmlns:cx6="http://schemas.microsoft.com/office/drawing/2016/5/12/chartex" xmlns:cx7="http://schemas.microsoft.com/office/drawing/2016/5/13/chartex" xmlns:cx8="http://schemas.microsoft.com/office/drawing/2016/5/14/chartex" xmlns:mc="http://schemas.openxmlformats.org/markup-compatibility/2006" xmlns:aink="http://schemas.microsoft.com/office/drawing/2016/ink" xmlns:am3d="http://schemas.microsoft.com/office/drawing/2017/model3d" xmlns:o="urn:schemas-microsoft-com:office:office" xmlns:oel="http://schemas.microsoft.com/office/2019/extlst" xmlns:r="http://schemas.openxmlformats.org/officeDocument/2006/relationships" xmlns:m="http://schemas.openxmlformats.org/officeDocument/2006/math" xmlns:v="urn:schemas-microsoft-com:vml" xmlns:wp14="http://schemas.microsoft.com/office/word/2010/wordprocessingDrawing" xmlns:wp="http://schemas.openxmlformats.org/drawingml/2006/wordprocessingDrawing" xmlns:w10="urn:schemas-microsoft-com:office:word" xmlns:w="http://schemas.openxmlformats.org/wordprocessingml/2006/main" xmlns:w14="http://schemas.microsoft.com/office/word/2010/wordml" xmlns:w15="http://schemas.microsoft.com/office/word/2012/wordml" xmlns:w16cex="http://schemas.microsoft.com/office/word/2018/wordml/cex" xmlns:w16cid="http://schemas.microsoft.com/office/word/2016/wordml/cid" xmlns:w16="http://schemas.microsoft.com/office/word/2018/wordml" xmlns:w16sdtdh="http://schemas.microsoft.com/office/word/2020/wordml/sdtdatahash" xmlns:w16se="http://schemas.microsoft.com/office/word/2015/wordml/symex" xmlns:wpg="http://schemas.microsoft.com/office/word/2010/wordprocessingGroup" xmlns:wpi="http://schemas.microsoft.com/office/word/2010/wordprocessingInk" xmlns:wne="http://schemas.microsoft.com/office/word/2006/wordml" xmlns:wps="http://schemas.microsoft.com/office/word/2010/wordprocessingShape" mc:Ignorable="w14 w15 w16se w16cid w16 w16cex w16sdtdh wp14">
+  <w:sdt>
+    <w:sdtPr>
+      <w:id w:val="-1141417530"/>
+      <w:docPartObj>
+        <w:docPartGallery w:val="Page Numbers (Bottom of Page)"/>
+        <w:docPartUnique/>
+      </w:docPartObj>
+    </w:sdtPr>
+    <w:sdtContent>
+      <w:p>
+        <w:pPr>
+          <w:pStyle w:val="Pieddepage"/>
+        </w:pPr>
+        <w:r>
+          <w:rPr>
+            <w:noProof/>
+          </w:rPr>
+          <mc:AlternateContent>
+            <mc:Choice Requires="wpg">
+              <w:drawing>
+                <wp:anchor distT="0" distB="0" distL="114300" distR="114300" simplePos="0" relativeHeight="251659264" behindDoc="0" locked="0" layoutInCell="1" allowOverlap="1" wp14:anchorId="09D7C767" wp14:editId="5D5B3766">
+                  <wp:simplePos x="0" y="0"/>
+                  <wp:positionH relativeFrom="margin">
+                    <wp:align>right</wp:align>
+                  </wp:positionH>
+                  <wp:positionV relativeFrom="page">
+                    <wp:align>bottom</wp:align>
+                  </wp:positionV>
+                  <wp:extent cx="436880" cy="716915"/>
+                  <wp:effectExtent l="7620" t="9525" r="12700" b="6985"/>
+                  <wp:wrapNone/>
+                  <wp:docPr id="8" name="Groupe 8"/>
+                  <wp:cNvGraphicFramePr>
+                    <a:graphicFrameLocks xmlns:a="http://schemas.openxmlformats.org/drawingml/2006/main"/>
+                  </wp:cNvGraphicFramePr>
+                  <a:graphic xmlns:a="http://schemas.openxmlformats.org/drawingml/2006/main">
+                    <a:graphicData uri="http://schemas.microsoft.com/office/word/2010/wordprocessingGroup">
+                      <wpg:wgp>
+                        <wpg:cNvGrpSpPr>
+                          <a:grpSpLocks/>
+                        </wpg:cNvGrpSpPr>
+                        <wpg:grpSpPr bwMode="auto">
+                          <a:xfrm>
+                            <a:off x="0" y="0"/>
+                            <a:ext cx="436880" cy="716915"/>
+                            <a:chOff x="1743" y="14699"/>
+                            <a:chExt cx="688" cy="1129"/>
+                          </a:xfrm>
+                        </wpg:grpSpPr>
+                        <wps:wsp>
+                          <wps:cNvPr id="9" name="AutoShape 77"/>
+                          <wps:cNvCnPr>
+                            <a:cxnSpLocks noChangeShapeType="1"/>
+                          </wps:cNvCnPr>
+                          <wps:spPr bwMode="auto">
+                            <a:xfrm flipV="1">
+                              <a:off x="2111" y="15387"/>
+                              <a:ext cx="0" cy="441"/>
+                            </a:xfrm>
+                            <a:prstGeom prst="straightConnector1">
+                              <a:avLst/>
+                            </a:prstGeom>
+                            <a:noFill/>
+                            <a:ln w="9525">
+                              <a:solidFill>
+                                <a:srgbClr val="7F7F7F"/>
+                              </a:solidFill>
+                              <a:round/>
+                              <a:headEnd/>
+                              <a:tailEnd/>
+                            </a:ln>
+                            <a:extLst>
+                              <a:ext uri="{909E8E84-426E-40DD-AFC4-6F175D3DCCD1}">
+                                <a14:hiddenFill xmlns:a14="http://schemas.microsoft.com/office/drawing/2010/main">
+                                  <a:noFill/>
+                                </a14:hiddenFill>
+                              </a:ext>
+                            </a:extLst>
+                          </wps:spPr>
+                          <wps:bodyPr/>
+                        </wps:wsp>
+                        <wps:wsp>
+                          <wps:cNvPr id="10" name="Rectangle 78"/>
+                          <wps:cNvSpPr>
+                            <a:spLocks noChangeArrowheads="1"/>
+                          </wps:cNvSpPr>
+                          <wps:spPr bwMode="auto">
+                            <a:xfrm>
+                              <a:off x="1743" y="14699"/>
+                              <a:ext cx="688" cy="688"/>
+                            </a:xfrm>
+                            <a:prstGeom prst="rect">
+                              <a:avLst/>
+                            </a:prstGeom>
+                            <a:noFill/>
+                            <a:ln w="9525">
+                              <a:solidFill>
+                                <a:srgbClr val="7F7F7F"/>
+                              </a:solidFill>
+                              <a:miter lim="800000"/>
+                              <a:headEnd/>
+                              <a:tailEnd/>
+                            </a:ln>
+                            <a:extLst>
+                              <a:ext uri="{909E8E84-426E-40DD-AFC4-6F175D3DCCD1}">
+                                <a14:hiddenFill xmlns:a14="http://schemas.microsoft.com/office/drawing/2010/main">
+                                  <a:solidFill>
+                                    <a:srgbClr val="FFFFFF"/>
+                                  </a:solidFill>
+                                </a14:hiddenFill>
+                              </a:ext>
+                            </a:extLst>
+                          </wps:spPr>
+                          <wps:txbx>
+                            <w:txbxContent>
+                              <w:p>
+                                <w:pPr>
+                                  <w:pStyle w:val="Pieddepage"/>
+                                  <w:jc w:val="center"/>
+                                  <w:rPr>
+                                    <w:sz w:val="16"/>
+                                    <w:szCs w:val="16"/>
+                                  </w:rPr>
+                                </w:pPr>
+                                <w:r>
+                                  <w:fldChar w:fldCharType="begin"/>
+                                </w:r>
+                                <w:r>
+                                  <w:instrText>PAGE    \* MERGEFORMAT</w:instrText>
+                                </w:r>
+                                <w:r>
+                                  <w:fldChar w:fldCharType="separate"/>
+                                </w:r>
+                                <w:r>
+                                  <w:rPr>
+                                    <w:sz w:val="16"/>
+                                    <w:szCs w:val="16"/>
+                                  </w:rPr>
+                                  <w:t>2</w:t>
+                                </w:r>
+                                <w:r>
+                                  <w:rPr>
+                                    <w:sz w:val="16"/>
+                                    <w:szCs w:val="16"/>
+                                  </w:rPr>
+                                  <w:fldChar w:fldCharType="end"/>
+                                </w:r>
+                              </w:p>
+                            </w:txbxContent>
+                          </wps:txbx>
+                          <wps:bodyPr rot="0" vert="horz" wrap="square" lIns="91440" tIns="45720" rIns="91440" bIns="45720" anchor="ctr" anchorCtr="0" upright="1">
+                            <a:noAutofit/>
+                          </wps:bodyPr>
+                        </wps:wsp>
+                      </wpg:wgp>
+                    </a:graphicData>
+                  </a:graphic>
+                  <wp14:sizeRelH relativeFrom="page">
+                    <wp14:pctWidth>0</wp14:pctWidth>
+                  </wp14:sizeRelH>
+                  <wp14:sizeRelV relativeFrom="page">
+                    <wp14:pctHeight>0</wp14:pctHeight>
+                  </wp14:sizeRelV>
+                </wp:anchor>
+              </w:drawing>
+            </mc:Choice>
+            <mc:Fallback>
+              <w:pict>
+                <v:group w14:anchorId="09D7C767" id="Groupe 8" o:spid="_x0000_s1026" style="position:absolute;margin-left:-16.8pt;margin-top:0;width:34.4pt;height:56.45pt;z-index:251659264;mso-position-horizontal:right;mso-position-horizontal-relative:margin;mso-position-vertical:bottom;mso-position-vertical-relative:page" coordorigin="1743,14699" coordsize="688,1129" o:gfxdata="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">
+                  <v:shapetype id="_x0000_t32" coordsize="21600,21600" o:spt="32" o:oned="t" path="m,l21600,21600e" filled="f">
+                    <v:path arrowok="t" fillok="f" o:connecttype="none"/>
+                    <o:lock v:ext="edit" shapetype="t"/>
+                  </v:shapetype>
+                  <v:shape id="AutoShape 77" o:spid="_x0000_s1027" type="#_x0000_t32" style="position:absolute;left:2111;top:15387;width:0;height:441;flip:y;visibility:visible;mso-wrap-style:square" o:connectortype="straight" o:gfxdata="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" strokecolor="#7f7f7f"/>
+                  <v:rect id="Rectangle 78" o:spid="_x0000_s1028" style="position:absolute;left:1743;top:14699;width:688;height:688;visibility:visible;mso-wrap-style:square;v-text-anchor:middle" o:gfxdata="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" filled="f" strokecolor="#7f7f7f">
+                    <v:textbox>
+                      <w:txbxContent>
+                        <w:p>
+                          <w:pPr>
+                            <w:pStyle w:val="Pieddepage"/>
+                            <w:jc w:val="center"/>
+                            <w:rPr>
+                              <w:sz w:val="16"/>
+                              <w:szCs w:val="16"/>
+                            </w:rPr>
+                          </w:pPr>
+                          <w:r>
+                            <w:fldChar w:fldCharType="begin"/>
+                          </w:r>
+                          <w:r>
+                            <w:instrText>PAGE    \* MERGEFORMAT</w:instrText>
+                          </w:r>
+                          <w:r>
+                            <w:fldChar w:fldCharType="separate"/>
+                          </w:r>
+                          <w:r>
+                            <w:rPr>
+                              <w:sz w:val="16"/>
+                              <w:szCs w:val="16"/>
+                            </w:rPr>
+                            <w:t>2</w:t>
+                          </w:r>
+                          <w:r>
+                            <w:rPr>
+                              <w:sz w:val="16"/>
+                              <w:szCs w:val="16"/>
+                            </w:rPr>
+                            <w:fldChar w:fldCharType="end"/>
+                          </w:r>
+                        </w:p>
+                      </w:txbxContent>
+                    </v:textbox>
+                  </v:rect>
+                  <w10:wrap anchorx="margin" anchory="page"/>
+                </v:group>
+              </w:pict>
+            </mc:Fallback>
+          </mc:AlternateContent>
+        </w:r>
+      </w:p>
+    </w:sdtContent>
+  </w:sdt>
+</w:ftr>
+</file>
+
+<file path=word/footnotes.xml><?xml version="1.0" encoding="utf-8"?>
+<w:footnotes xmlns:wpc="http://schemas.microsoft.com/office/word/2010/wordprocessingCanvas" xmlns:cx="http://schemas.microsoft.com/office/drawing/2014/chartex" xmlns:cx1="http://schemas.microsoft.com/office/drawing/2015/9/8/chartex" xmlns:cx2="http://schemas.microsoft.com/office/drawing/2015/10/21/chartex" xmlns:cx3="http://schemas.microsoft.com/office/drawing/2016/5/9/chartex" xmlns:cx4="http://schemas.microsoft.com/office/drawing/2016/5/10/chartex" xmlns:cx5="http://schemas.microsoft.com/office/drawing/2016/5/11/chartex" xmlns:cx6="http://schemas.microsoft.com/office/drawing/2016/5/12/chartex" xmlns:cx7="http://schemas.microsoft.com/office/drawing/2016/5/13/chartex" xmlns:cx8="http://schemas.microsoft.com/office/drawing/2016/5/14/chartex" xmlns:mc="http://schemas.openxmlformats.org/markup-compatibility/2006" xmlns:aink="http://schemas.microsoft.com/office/drawing/2016/ink" xmlns:am3d="http://schemas.microsoft.com/office/drawing/2017/model3d" xmlns:o="urn:schemas-microsoft-com:office:office" xmlns:oel="http://schemas.microsoft.com/office/2019/extlst" xmlns:r="http://schemas.openxmlformats.org/officeDocument/2006/relationships" xmlns:m="http://schemas.openxmlformats.org/officeDocument/2006/math" xmlns:v="urn:schemas-microsoft-com:vml" xmlns:wp14="http://schemas.microsoft.com/office/word/2010/wordprocessingDrawing" xmlns:wp="http://schemas.openxmlformats.org/drawingml/2006/wordprocessingDrawing" xmlns:w10="urn:schemas-microsoft-com:office:word" xmlns:w="http://schemas.openxmlformats.org/wordprocessingml/2006/main" xmlns:w14="http://schemas.microsoft.com/office/word/2010/wordml" xmlns:w15="http://schemas.microsoft.com/office/word/2012/wordml" xmlns:w16cex="http://schemas.microsoft.com/office/word/2018/wordml/cex" xmlns:w16cid="http://schemas.microsoft.com/office/word/2016/wordml/cid" xmlns:w16="http://schemas.microsoft.com/office/word/2018/wordml" xmlns:w16sdtdh="http://schemas.microsoft.com/office/word/2020/wordml/sdtdatahash" xmlns:w16se="http://schemas.microsoft.com/office/word/2015/wordml/symex" xmlns:wpg="http://schemas.microsoft.com/office/word/2010/wordprocessingGroup" xmlns:wpi="http://schemas.microsoft.com/office/word/2010/wordprocessingInk" xmlns:wne="http://schemas.microsoft.com/office/word/2006/wordml" xmlns:wps="http://schemas.microsoft.com/office/word/2010/wordprocessingShape" mc:Ignorable="w14 w15 w16se w16cid w16 w16cex w16sdtdh wp14">
+  <w:footnote w:type="separator" w:id="-1">
+    <w:p>
+      <w:pPr>
+        <w:spacing w:after="0" w:line="240" w:lineRule="auto"/>
+      </w:pPr>
+      <w:r>
+        <w:separator/>
+      </w:r>
+    </w:p>
+  </w:footnote>
+  <w:footnote w:type="continuationSeparator" w:id="0">
+    <w:p>
+      <w:pPr>
+        <w:spacing w:after="0" w:line="240" w:lineRule="auto"/>
+      </w:pPr>
+      <w:r>
+        <w:continuationSeparator/>
+      </w:r>
+    </w:p>
+  </w:footnote>
+</w:footnotes>
 </file>
 
 <file path=word/numbering.xml><?xml version="1.0" encoding="utf-8"?>
@@ -1584,6 +3818,92 @@
     </w:lvl>
   </w:abstractNum>
   <w:abstractNum w:abstractNumId="4" w15:restartNumberingAfterBreak="0">
+    <w:nsid w:val="4DB72B29"/>
+    <w:multiLevelType w:val="hybridMultilevel"/>
+    <w:tmpl w:val="E17A9D42"/>
+    <w:lvl w:ilvl="0" w:tplc="040C000F">
+      <w:start w:val="1"/>
+      <w:numFmt w:val="decimal"/>
+      <w:lvlText w:val="%1."/>
+      <w:lvlJc w:val="left"/>
+      <w:pPr>
+        <w:ind w:left="2130" w:hanging="360"/>
+      </w:pPr>
+    </w:lvl>
+    <w:lvl w:ilvl="1" w:tplc="040C0019" w:tentative="1">
+      <w:start w:val="1"/>
+      <w:numFmt w:val="lowerLetter"/>
+      <w:lvlText w:val="%2."/>
+      <w:lvlJc w:val="left"/>
+      <w:pPr>
+        <w:ind w:left="2850" w:hanging="360"/>
+      </w:pPr>
+    </w:lvl>
+    <w:lvl w:ilvl="2" w:tplc="040C001B" w:tentative="1">
+      <w:start w:val="1"/>
+      <w:numFmt w:val="lowerRoman"/>
+      <w:lvlText w:val="%3."/>
+      <w:lvlJc w:val="right"/>
+      <w:pPr>
+        <w:ind w:left="3570" w:hanging="180"/>
+      </w:pPr>
+    </w:lvl>
+    <w:lvl w:ilvl="3" w:tplc="040C000F" w:tentative="1">
+      <w:start w:val="1"/>
+      <w:numFmt w:val="decimal"/>
+      <w:lvlText w:val="%4."/>
+      <w:lvlJc w:val="left"/>
+      <w:pPr>
+        <w:ind w:left="4290" w:hanging="360"/>
+      </w:pPr>
+    </w:lvl>
+    <w:lvl w:ilvl="4" w:tplc="040C0019" w:tentative="1">
+      <w:start w:val="1"/>
+      <w:numFmt w:val="lowerLetter"/>
+      <w:lvlText w:val="%5."/>
+      <w:lvlJc w:val="left"/>
+      <w:pPr>
+        <w:ind w:left="5010" w:hanging="360"/>
+      </w:pPr>
+    </w:lvl>
+    <w:lvl w:ilvl="5" w:tplc="040C001B" w:tentative="1">
+      <w:start w:val="1"/>
+      <w:numFmt w:val="lowerRoman"/>
+      <w:lvlText w:val="%6."/>
+      <w:lvlJc w:val="right"/>
+      <w:pPr>
+        <w:ind w:left="5730" w:hanging="180"/>
+      </w:pPr>
+    </w:lvl>
+    <w:lvl w:ilvl="6" w:tplc="040C000F" w:tentative="1">
+      <w:start w:val="1"/>
+      <w:numFmt w:val="decimal"/>
+      <w:lvlText w:val="%7."/>
+      <w:lvlJc w:val="left"/>
+      <w:pPr>
+        <w:ind w:left="6450" w:hanging="360"/>
+      </w:pPr>
+    </w:lvl>
+    <w:lvl w:ilvl="7" w:tplc="040C0019" w:tentative="1">
+      <w:start w:val="1"/>
+      <w:numFmt w:val="lowerLetter"/>
+      <w:lvlText w:val="%8."/>
+      <w:lvlJc w:val="left"/>
+      <w:pPr>
+        <w:ind w:left="7170" w:hanging="360"/>
+      </w:pPr>
+    </w:lvl>
+    <w:lvl w:ilvl="8" w:tplc="040C001B" w:tentative="1">
+      <w:start w:val="1"/>
+      <w:numFmt w:val="lowerRoman"/>
+      <w:lvlText w:val="%9."/>
+      <w:lvlJc w:val="right"/>
+      <w:pPr>
+        <w:ind w:left="7890" w:hanging="180"/>
+      </w:pPr>
+    </w:lvl>
+  </w:abstractNum>
+  <w:abstractNum w:abstractNumId="5" w15:restartNumberingAfterBreak="0">
     <w:nsid w:val="52445276"/>
     <w:multiLevelType w:val="hybridMultilevel"/>
     <w:tmpl w:val="9CE2F24A"/>
@@ -1696,7 +4016,7 @@
       </w:rPr>
     </w:lvl>
   </w:abstractNum>
-  <w:abstractNum w:abstractNumId="5" w15:restartNumberingAfterBreak="0">
+  <w:abstractNum w:abstractNumId="6" w15:restartNumberingAfterBreak="0">
     <w:nsid w:val="6146075B"/>
     <w:multiLevelType w:val="multilevel"/>
     <w:tmpl w:val="040C0021"/>
@@ -1809,7 +4129,7 @@
       </w:rPr>
     </w:lvl>
   </w:abstractNum>
-  <w:abstractNum w:abstractNumId="6" w15:restartNumberingAfterBreak="0">
+  <w:abstractNum w:abstractNumId="7" w15:restartNumberingAfterBreak="0">
     <w:nsid w:val="697172F1"/>
     <w:multiLevelType w:val="hybridMultilevel"/>
     <w:tmpl w:val="6B68CDEA"/>
@@ -1922,7 +4242,7 @@
       </w:rPr>
     </w:lvl>
   </w:abstractNum>
-  <w:abstractNum w:abstractNumId="7" w15:restartNumberingAfterBreak="0">
+  <w:abstractNum w:abstractNumId="8" w15:restartNumberingAfterBreak="0">
     <w:nsid w:val="6D785791"/>
     <w:multiLevelType w:val="hybridMultilevel"/>
     <w:tmpl w:val="4F247E4C"/>
@@ -2037,14 +4357,100 @@
       </w:rPr>
     </w:lvl>
   </w:abstractNum>
+  <w:abstractNum w:abstractNumId="9" w15:restartNumberingAfterBreak="0">
+    <w:nsid w:val="7D5040C0"/>
+    <w:multiLevelType w:val="hybridMultilevel"/>
+    <w:tmpl w:val="945CF838"/>
+    <w:lvl w:ilvl="0" w:tplc="040C000F">
+      <w:start w:val="1"/>
+      <w:numFmt w:val="decimal"/>
+      <w:lvlText w:val="%1."/>
+      <w:lvlJc w:val="left"/>
+      <w:pPr>
+        <w:ind w:left="2130" w:hanging="360"/>
+      </w:pPr>
+    </w:lvl>
+    <w:lvl w:ilvl="1" w:tplc="040C0019" w:tentative="1">
+      <w:start w:val="1"/>
+      <w:numFmt w:val="lowerLetter"/>
+      <w:lvlText w:val="%2."/>
+      <w:lvlJc w:val="left"/>
+      <w:pPr>
+        <w:ind w:left="2850" w:hanging="360"/>
+      </w:pPr>
+    </w:lvl>
+    <w:lvl w:ilvl="2" w:tplc="040C001B" w:tentative="1">
+      <w:start w:val="1"/>
+      <w:numFmt w:val="lowerRoman"/>
+      <w:lvlText w:val="%3."/>
+      <w:lvlJc w:val="right"/>
+      <w:pPr>
+        <w:ind w:left="3570" w:hanging="180"/>
+      </w:pPr>
+    </w:lvl>
+    <w:lvl w:ilvl="3" w:tplc="040C000F" w:tentative="1">
+      <w:start w:val="1"/>
+      <w:numFmt w:val="decimal"/>
+      <w:lvlText w:val="%4."/>
+      <w:lvlJc w:val="left"/>
+      <w:pPr>
+        <w:ind w:left="4290" w:hanging="360"/>
+      </w:pPr>
+    </w:lvl>
+    <w:lvl w:ilvl="4" w:tplc="040C0019" w:tentative="1">
+      <w:start w:val="1"/>
+      <w:numFmt w:val="lowerLetter"/>
+      <w:lvlText w:val="%5."/>
+      <w:lvlJc w:val="left"/>
+      <w:pPr>
+        <w:ind w:left="5010" w:hanging="360"/>
+      </w:pPr>
+    </w:lvl>
+    <w:lvl w:ilvl="5" w:tplc="040C001B" w:tentative="1">
+      <w:start w:val="1"/>
+      <w:numFmt w:val="lowerRoman"/>
+      <w:lvlText w:val="%6."/>
+      <w:lvlJc w:val="right"/>
+      <w:pPr>
+        <w:ind w:left="5730" w:hanging="180"/>
+      </w:pPr>
+    </w:lvl>
+    <w:lvl w:ilvl="6" w:tplc="040C000F" w:tentative="1">
+      <w:start w:val="1"/>
+      <w:numFmt w:val="decimal"/>
+      <w:lvlText w:val="%7."/>
+      <w:lvlJc w:val="left"/>
+      <w:pPr>
+        <w:ind w:left="6450" w:hanging="360"/>
+      </w:pPr>
+    </w:lvl>
+    <w:lvl w:ilvl="7" w:tplc="040C0019" w:tentative="1">
+      <w:start w:val="1"/>
+      <w:numFmt w:val="lowerLetter"/>
+      <w:lvlText w:val="%8."/>
+      <w:lvlJc w:val="left"/>
+      <w:pPr>
+        <w:ind w:left="7170" w:hanging="360"/>
+      </w:pPr>
+    </w:lvl>
+    <w:lvl w:ilvl="8" w:tplc="040C001B" w:tentative="1">
+      <w:start w:val="1"/>
+      <w:numFmt w:val="lowerRoman"/>
+      <w:lvlText w:val="%9."/>
+      <w:lvlJc w:val="right"/>
+      <w:pPr>
+        <w:ind w:left="7890" w:hanging="180"/>
+      </w:pPr>
+    </w:lvl>
+  </w:abstractNum>
   <w:num w:numId="1" w16cid:durableId="2084331775">
-    <w:abstractNumId w:val="7"/>
+    <w:abstractNumId w:val="8"/>
   </w:num>
   <w:num w:numId="2" w16cid:durableId="755051150">
-    <w:abstractNumId w:val="4"/>
+    <w:abstractNumId w:val="5"/>
   </w:num>
   <w:num w:numId="3" w16cid:durableId="2109736816">
-    <w:abstractNumId w:val="6"/>
+    <w:abstractNumId w:val="7"/>
   </w:num>
   <w:num w:numId="4" w16cid:durableId="563375817">
     <w:abstractNumId w:val="2"/>
@@ -2059,7 +4465,13 @@
     <w:abstractNumId w:val="3"/>
   </w:num>
   <w:num w:numId="8" w16cid:durableId="623803819">
-    <w:abstractNumId w:val="5"/>
+    <w:abstractNumId w:val="6"/>
+  </w:num>
+  <w:num w:numId="9" w16cid:durableId="49692909">
+    <w:abstractNumId w:val="9"/>
+  </w:num>
+  <w:num w:numId="10" w16cid:durableId="631254103">
+    <w:abstractNumId w:val="4"/>
   </w:num>
 </w:numbering>
 </file>
@@ -2605,6 +5017,50 @@
       <w:color w:val="4472C4" w:themeColor="accent1"/>
     </w:rPr>
   </w:style>
+  <w:style w:type="paragraph" w:styleId="En-tte">
+    <w:name w:val="header"/>
+    <w:basedOn w:val="Normal"/>
+    <w:link w:val="En-tteCar"/>
+    <w:uiPriority w:val="99"/>
+    <w:unhideWhenUsed/>
+    <w:rsid w:val="007E1FC0"/>
+    <w:pPr>
+      <w:tabs>
+        <w:tab w:val="center" w:pos="4536"/>
+        <w:tab w:val="right" w:pos="9072"/>
+      </w:tabs>
+      <w:spacing w:after="0" w:line="240" w:lineRule="auto"/>
+    </w:pPr>
+  </w:style>
+  <w:style w:type="character" w:customStyle="1" w:styleId="En-tteCar">
+    <w:name w:val="En-tête Car"/>
+    <w:basedOn w:val="Policepardfaut"/>
+    <w:link w:val="En-tte"/>
+    <w:uiPriority w:val="99"/>
+    <w:rsid w:val="007E1FC0"/>
+  </w:style>
+  <w:style w:type="paragraph" w:styleId="Pieddepage">
+    <w:name w:val="footer"/>
+    <w:basedOn w:val="Normal"/>
+    <w:link w:val="PieddepageCar"/>
+    <w:uiPriority w:val="99"/>
+    <w:unhideWhenUsed/>
+    <w:rsid w:val="007E1FC0"/>
+    <w:pPr>
+      <w:tabs>
+        <w:tab w:val="center" w:pos="4536"/>
+        <w:tab w:val="right" w:pos="9072"/>
+      </w:tabs>
+      <w:spacing w:after="0" w:line="240" w:lineRule="auto"/>
+    </w:pPr>
+  </w:style>
+  <w:style w:type="character" w:customStyle="1" w:styleId="PieddepageCar">
+    <w:name w:val="Pied de page Car"/>
+    <w:basedOn w:val="Policepardfaut"/>
+    <w:link w:val="Pieddepage"/>
+    <w:uiPriority w:val="99"/>
+    <w:rsid w:val="007E1FC0"/>
+  </w:style>
 </w:styles>
 </file>
 
